--- a/PDF_CAPITULO3_IMAGEN/template.docx
+++ b/PDF_CAPITULO3_IMAGEN/template.docx
@@ -796,6 +796,30 @@
           </w:p>
         </w:tc>
       </w:tr>
+    </w:tbl>
+    <w:p>
+      <w:r>
+        <w:br w:type="page"/>
+      </w:r>
+    </w:p>
+    <w:tbl>
+      <w:tblPr>
+        <w:tblW w:w="9781" w:type="dxa"/>
+        <w:tblInd w:w="-431" w:type="dxa"/>
+        <w:tblBorders>
+          <w:top w:val="single" w:sz="4" w:space="0" w:color="auto"/>
+          <w:left w:val="single" w:sz="4" w:space="0" w:color="auto"/>
+          <w:bottom w:val="single" w:sz="4" w:space="0" w:color="auto"/>
+          <w:right w:val="single" w:sz="4" w:space="0" w:color="auto"/>
+          <w:insideH w:val="single" w:sz="4" w:space="0" w:color="auto"/>
+          <w:insideV w:val="single" w:sz="4" w:space="0" w:color="auto"/>
+        </w:tblBorders>
+        <w:tblLook w:val="01E0" w:firstRow="1" w:lastRow="1" w:firstColumn="1" w:lastColumn="1" w:noHBand="0" w:noVBand="0"/>
+      </w:tblPr>
+      <w:tblGrid>
+        <w:gridCol w:w="4536"/>
+        <w:gridCol w:w="5245"/>
+      </w:tblGrid>
       <w:tr>
         <w:tc>
           <w:tcPr>
@@ -816,6 +840,7 @@
                 <w:sz w:val="20"/>
                 <w:szCs w:val="20"/>
               </w:rPr>
+              <w:lastRenderedPageBreak/>
               <w:t>N°</w:t>
             </w:r>
             <w:proofErr w:type="spellEnd"/>
@@ -1020,32 +1045,6 @@
         </w:tc>
       </w:tr>
     </w:tbl>
-    <w:p>
-      <w:pPr>
-        <w:rPr>
-          <w:rFonts w:cstheme="minorHAnsi"/>
-          <w:sz w:val="20"/>
-          <w:szCs w:val="20"/>
-        </w:rPr>
-      </w:pPr>
-    </w:p>
-    <w:p>
-      <w:pPr>
-        <w:rPr>
-          <w:rFonts w:cstheme="minorHAnsi"/>
-          <w:sz w:val="20"/>
-          <w:szCs w:val="20"/>
-        </w:rPr>
-      </w:pPr>
-      <w:r>
-        <w:rPr>
-          <w:rFonts w:cstheme="minorHAnsi"/>
-          <w:sz w:val="20"/>
-          <w:szCs w:val="20"/>
-        </w:rPr>
-        <w:br w:type="page"/>
-      </w:r>
-    </w:p>
     <w:p>
       <w:pPr>
         <w:rPr>
@@ -1089,6 +1088,14 @@
                 <w:szCs w:val="20"/>
               </w:rPr>
             </w:pPr>
+            <w:r>
+              <w:rPr>
+                <w:rFonts w:cstheme="minorHAnsi"/>
+                <w:sz w:val="20"/>
+                <w:szCs w:val="20"/>
+              </w:rPr>
+              <w:br w:type="page"/>
+            </w:r>
             <w:r>
               <w:rPr>
                 <w:rFonts w:cstheme="minorHAnsi"/>
@@ -1774,6 +1781,40 @@
         </w:tc>
       </w:tr>
     </w:tbl>
+    <w:p>
+      <w:pPr>
+        <w:shd w:val="clear" w:color="auto" w:fill="FFFFFF"/>
+        <w:spacing w:after="135" w:line="240" w:lineRule="auto"/>
+        <w:rPr>
+          <w:rFonts w:ascii="Arial" w:eastAsia="Times New Roman" w:hAnsi="Arial" w:cs="Arial"/>
+          <w:color w:val="050505"/>
+          <w:sz w:val="18"/>
+          <w:szCs w:val="18"/>
+          <w:lang w:eastAsia="es-CL"/>
+        </w:rPr>
+      </w:pPr>
+    </w:p>
+    <w:p>
+      <w:pPr>
+        <w:rPr>
+          <w:rFonts w:ascii="Arial" w:eastAsia="Times New Roman" w:hAnsi="Arial" w:cs="Arial"/>
+          <w:color w:val="050505"/>
+          <w:sz w:val="18"/>
+          <w:szCs w:val="18"/>
+          <w:lang w:eastAsia="es-CL"/>
+        </w:rPr>
+      </w:pPr>
+      <w:r>
+        <w:rPr>
+          <w:rFonts w:ascii="Arial" w:eastAsia="Times New Roman" w:hAnsi="Arial" w:cs="Arial"/>
+          <w:color w:val="050505"/>
+          <w:sz w:val="18"/>
+          <w:szCs w:val="18"/>
+          <w:lang w:eastAsia="es-CL"/>
+        </w:rPr>
+        <w:br w:type="page"/>
+      </w:r>
+    </w:p>
     <w:p>
       <w:pPr>
         <w:shd w:val="clear" w:color="auto" w:fill="FFFFFF"/>

--- a/PDF_CAPITULO3_IMAGEN/template.docx
+++ b/PDF_CAPITULO3_IMAGEN/template.docx
@@ -796,30 +796,6 @@
           </w:p>
         </w:tc>
       </w:tr>
-    </w:tbl>
-    <w:p>
-      <w:r>
-        <w:br w:type="page"/>
-      </w:r>
-    </w:p>
-    <w:tbl>
-      <w:tblPr>
-        <w:tblW w:w="9781" w:type="dxa"/>
-        <w:tblInd w:w="-431" w:type="dxa"/>
-        <w:tblBorders>
-          <w:top w:val="single" w:sz="4" w:space="0" w:color="auto"/>
-          <w:left w:val="single" w:sz="4" w:space="0" w:color="auto"/>
-          <w:bottom w:val="single" w:sz="4" w:space="0" w:color="auto"/>
-          <w:right w:val="single" w:sz="4" w:space="0" w:color="auto"/>
-          <w:insideH w:val="single" w:sz="4" w:space="0" w:color="auto"/>
-          <w:insideV w:val="single" w:sz="4" w:space="0" w:color="auto"/>
-        </w:tblBorders>
-        <w:tblLook w:val="01E0" w:firstRow="1" w:lastRow="1" w:firstColumn="1" w:lastColumn="1" w:noHBand="0" w:noVBand="0"/>
-      </w:tblPr>
-      <w:tblGrid>
-        <w:gridCol w:w="4536"/>
-        <w:gridCol w:w="5245"/>
-      </w:tblGrid>
       <w:tr>
         <w:tc>
           <w:tcPr>
@@ -833,6 +809,9 @@
                 <w:szCs w:val="20"/>
               </w:rPr>
             </w:pPr>
+            <w:r>
+              <w:br w:type="page"/>
+            </w:r>
             <w:proofErr w:type="spellStart"/>
             <w:r>
               <w:rPr>
@@ -840,7 +819,6 @@
                 <w:sz w:val="20"/>
                 <w:szCs w:val="20"/>
               </w:rPr>
-              <w:lastRenderedPageBreak/>
               <w:t>N°</w:t>
             </w:r>
             <w:proofErr w:type="spellEnd"/>
@@ -1460,6 +1438,7 @@
                 <w:sz w:val="20"/>
                 <w:szCs w:val="20"/>
               </w:rPr>
+              <w:lastRenderedPageBreak/>
               <w:t xml:space="preserve">Correo electrónico profesional responsable EP </w:t>
             </w:r>
           </w:p>
@@ -2206,23 +2185,6 @@
           <w:szCs w:val="20"/>
         </w:rPr>
       </w:pPr>
-      <w:r>
-        <w:rPr>
-          <w:rFonts w:cstheme="minorHAnsi"/>
-          <w:sz w:val="20"/>
-          <w:szCs w:val="20"/>
-        </w:rPr>
-        <w:br w:type="page"/>
-      </w:r>
-    </w:p>
-    <w:p>
-      <w:pPr>
-        <w:rPr>
-          <w:rFonts w:cstheme="minorHAnsi"/>
-          <w:sz w:val="20"/>
-          <w:szCs w:val="20"/>
-        </w:rPr>
-      </w:pPr>
     </w:p>
     <w:tbl>
       <w:tblPr>
@@ -2253,6 +2215,14 @@
                 <w:szCs w:val="20"/>
               </w:rPr>
             </w:pPr>
+            <w:r>
+              <w:rPr>
+                <w:rFonts w:cstheme="minorHAnsi"/>
+                <w:sz w:val="20"/>
+                <w:szCs w:val="20"/>
+              </w:rPr>
+              <w:br w:type="page"/>
+            </w:r>
             <w:r>
               <w:rPr>
                 <w:rFonts w:cstheme="minorHAnsi"/>

--- a/PDF_CAPITULO3_IMAGEN/template.docx
+++ b/PDF_CAPITULO3_IMAGEN/template.docx
@@ -100,7 +100,6 @@
               </w:rPr>
               <w:t>{</w:t>
             </w:r>
-            <w:proofErr w:type="spellStart"/>
             <w:r>
               <w:rPr>
                 <w:rFonts w:cstheme="minorHAnsi"/>
@@ -109,7 +108,6 @@
               </w:rPr>
               <w:t>copropiedad_formalizada</w:t>
             </w:r>
-            <w:proofErr w:type="spellEnd"/>
             <w:r>
               <w:rPr>
                 <w:rFonts w:cstheme="minorHAnsi"/>
@@ -171,7 +169,6 @@
               </w:rPr>
               <w:t>{</w:t>
             </w:r>
-            <w:proofErr w:type="spellStart"/>
             <w:r>
               <w:rPr>
                 <w:rFonts w:cstheme="minorHAnsi"/>
@@ -180,7 +177,6 @@
               </w:rPr>
               <w:t>rut_copropiedad</w:t>
             </w:r>
-            <w:proofErr w:type="spellEnd"/>
             <w:r>
               <w:rPr>
                 <w:rFonts w:cstheme="minorHAnsi"/>
@@ -245,7 +241,6 @@
               </w:rPr>
               <w:t>{</w:t>
             </w:r>
-            <w:proofErr w:type="spellStart"/>
             <w:r>
               <w:rPr>
                 <w:rFonts w:cstheme="minorHAnsi"/>
@@ -254,7 +249,6 @@
               </w:rPr>
               <w:t>nombre_conjunto</w:t>
             </w:r>
-            <w:proofErr w:type="spellEnd"/>
             <w:r>
               <w:rPr>
                 <w:rFonts w:cstheme="minorHAnsi"/>
@@ -309,7 +303,6 @@
               </w:rPr>
               <w:t>{</w:t>
             </w:r>
-            <w:proofErr w:type="spellStart"/>
             <w:r>
               <w:rPr>
                 <w:rFonts w:cstheme="minorHAnsi"/>
@@ -318,7 +311,6 @@
               </w:rPr>
               <w:t>codigo_conjunto</w:t>
             </w:r>
-            <w:proofErr w:type="spellEnd"/>
             <w:r>
               <w:rPr>
                 <w:rFonts w:cstheme="minorHAnsi"/>
@@ -380,7 +372,6 @@
               </w:rPr>
               <w:t>{</w:t>
             </w:r>
-            <w:proofErr w:type="spellStart"/>
             <w:r>
               <w:rPr>
                 <w:rFonts w:cstheme="minorHAnsi"/>
@@ -389,7 +380,6 @@
               </w:rPr>
               <w:t>nombre_copropiedad</w:t>
             </w:r>
-            <w:proofErr w:type="spellEnd"/>
             <w:r>
               <w:rPr>
                 <w:rFonts w:cstheme="minorHAnsi"/>
@@ -453,7 +443,6 @@
               </w:rPr>
               <w:t>{</w:t>
             </w:r>
-            <w:proofErr w:type="spellStart"/>
             <w:r>
               <w:rPr>
                 <w:rFonts w:cstheme="minorHAnsi"/>
@@ -463,7 +452,6 @@
               </w:rPr>
               <w:t>copropiedad_beneficio</w:t>
             </w:r>
-            <w:proofErr w:type="spellEnd"/>
             <w:r>
               <w:rPr>
                 <w:rFonts w:cstheme="minorHAnsi"/>
@@ -537,7 +525,6 @@
               </w:rPr>
               <w:t>{</w:t>
             </w:r>
-            <w:proofErr w:type="spellStart"/>
             <w:r>
               <w:rPr>
                 <w:rFonts w:cstheme="minorHAnsi"/>
@@ -547,7 +534,6 @@
               </w:rPr>
               <w:t>obras_realizadas</w:t>
             </w:r>
-            <w:proofErr w:type="spellEnd"/>
             <w:r>
               <w:rPr>
                 <w:rFonts w:cstheme="minorHAnsi"/>
@@ -613,7 +599,6 @@
               </w:rPr>
               <w:t>{</w:t>
             </w:r>
-            <w:proofErr w:type="spellStart"/>
             <w:r>
               <w:rPr>
                 <w:rFonts w:cstheme="minorHAnsi"/>
@@ -623,7 +608,6 @@
               </w:rPr>
               <w:t>nombre_direccion</w:t>
             </w:r>
-            <w:proofErr w:type="spellEnd"/>
             <w:r>
               <w:rPr>
                 <w:rFonts w:cstheme="minorHAnsi"/>
@@ -651,7 +635,6 @@
               </w:rPr>
               <w:t>{</w:t>
             </w:r>
-            <w:proofErr w:type="spellStart"/>
             <w:r>
               <w:rPr>
                 <w:rFonts w:cstheme="minorHAnsi"/>
@@ -661,7 +644,6 @@
               </w:rPr>
               <w:t>numero_direccion</w:t>
             </w:r>
-            <w:proofErr w:type="spellEnd"/>
             <w:r>
               <w:rPr>
                 <w:rFonts w:cstheme="minorHAnsi"/>
@@ -812,23 +794,13 @@
             <w:r>
               <w:br w:type="page"/>
             </w:r>
-            <w:proofErr w:type="spellStart"/>
-            <w:r>
-              <w:rPr>
-                <w:rFonts w:cstheme="minorHAnsi"/>
-                <w:sz w:val="20"/>
-                <w:szCs w:val="20"/>
-              </w:rPr>
-              <w:t>N°</w:t>
-            </w:r>
-            <w:proofErr w:type="spellEnd"/>
-            <w:r>
-              <w:rPr>
-                <w:rFonts w:cstheme="minorHAnsi"/>
-                <w:sz w:val="20"/>
-                <w:szCs w:val="20"/>
-              </w:rPr>
-              <w:t xml:space="preserve"> de departamentos que integran el Condominio</w:t>
+            <w:r>
+              <w:rPr>
+                <w:rFonts w:cstheme="minorHAnsi"/>
+                <w:sz w:val="20"/>
+                <w:szCs w:val="20"/>
+              </w:rPr>
+              <w:t>N° de departamentos que integran el Condominio</w:t>
             </w:r>
           </w:p>
         </w:tc>
@@ -859,7 +831,6 @@
               </w:rPr>
               <w:t>{</w:t>
             </w:r>
-            <w:proofErr w:type="spellStart"/>
             <w:r>
               <w:rPr>
                 <w:rFonts w:cstheme="minorHAnsi"/>
@@ -868,7 +839,6 @@
               </w:rPr>
               <w:t>n_departamentos</w:t>
             </w:r>
-            <w:proofErr w:type="spellEnd"/>
             <w:r>
               <w:rPr>
                 <w:rFonts w:cstheme="minorHAnsi"/>
@@ -930,7 +900,6 @@
               </w:rPr>
               <w:t>{</w:t>
             </w:r>
-            <w:proofErr w:type="spellStart"/>
             <w:r>
               <w:rPr>
                 <w:rFonts w:cstheme="minorHAnsi"/>
@@ -939,7 +908,6 @@
               </w:rPr>
               <w:t>superficie_promedio</w:t>
             </w:r>
-            <w:proofErr w:type="spellEnd"/>
             <w:r>
               <w:rPr>
                 <w:rFonts w:cstheme="minorHAnsi"/>
@@ -1001,7 +969,6 @@
               </w:rPr>
               <w:t>{</w:t>
             </w:r>
-            <w:proofErr w:type="spellStart"/>
             <w:r>
               <w:rPr>
                 <w:rFonts w:cstheme="minorHAnsi"/>
@@ -1010,7 +977,6 @@
               </w:rPr>
               <w:t>anio_recepcion</w:t>
             </w:r>
-            <w:proofErr w:type="spellEnd"/>
             <w:r>
               <w:rPr>
                 <w:rFonts w:cstheme="minorHAnsi"/>
@@ -1131,7 +1097,6 @@
               </w:rPr>
               <w:t>{</w:t>
             </w:r>
-            <w:proofErr w:type="spellStart"/>
             <w:r>
               <w:rPr>
                 <w:rFonts w:cstheme="minorHAnsi"/>
@@ -1140,7 +1105,6 @@
               </w:rPr>
               <w:t>nombre_revisor_ep</w:t>
             </w:r>
-            <w:proofErr w:type="spellEnd"/>
             <w:r>
               <w:rPr>
                 <w:rFonts w:cstheme="minorHAnsi"/>
@@ -1196,7 +1160,6 @@
               </w:rPr>
               <w:t>{</w:t>
             </w:r>
-            <w:proofErr w:type="spellStart"/>
             <w:r>
               <w:rPr>
                 <w:rFonts w:cstheme="minorHAnsi"/>
@@ -1205,7 +1168,6 @@
               </w:rPr>
               <w:t>representante_legal</w:t>
             </w:r>
-            <w:proofErr w:type="spellEnd"/>
             <w:r>
               <w:rPr>
                 <w:rFonts w:cstheme="minorHAnsi"/>
@@ -1261,7 +1223,6 @@
               </w:rPr>
               <w:t>{</w:t>
             </w:r>
-            <w:proofErr w:type="spellStart"/>
             <w:r>
               <w:rPr>
                 <w:rFonts w:cstheme="minorHAnsi"/>
@@ -1270,7 +1231,6 @@
               </w:rPr>
               <w:t>rut_entidad</w:t>
             </w:r>
-            <w:proofErr w:type="spellEnd"/>
             <w:r>
               <w:rPr>
                 <w:rFonts w:cstheme="minorHAnsi"/>
@@ -1328,7 +1288,6 @@
               </w:rPr>
               <w:t>{</w:t>
             </w:r>
-            <w:proofErr w:type="spellStart"/>
             <w:r>
               <w:rPr>
                 <w:rFonts w:cstheme="minorHAnsi"/>
@@ -1338,7 +1297,6 @@
               </w:rPr>
               <w:t>nombre_revisor_ep</w:t>
             </w:r>
-            <w:proofErr w:type="spellEnd"/>
             <w:r>
               <w:rPr>
                 <w:rFonts w:cstheme="minorHAnsi"/>
@@ -1396,7 +1354,6 @@
               </w:rPr>
               <w:t>{</w:t>
             </w:r>
-            <w:proofErr w:type="spellStart"/>
             <w:r>
               <w:rPr>
                 <w:rFonts w:cstheme="minorHAnsi"/>
@@ -1406,7 +1363,6 @@
               </w:rPr>
               <w:t>rut_revisor_ep</w:t>
             </w:r>
-            <w:proofErr w:type="spellEnd"/>
             <w:r>
               <w:rPr>
                 <w:rFonts w:cstheme="minorHAnsi"/>
@@ -1465,7 +1421,6 @@
               </w:rPr>
               <w:t>{</w:t>
             </w:r>
-            <w:proofErr w:type="spellStart"/>
             <w:r>
               <w:rPr>
                 <w:rFonts w:cstheme="minorHAnsi"/>
@@ -1475,7 +1430,6 @@
               </w:rPr>
               <w:t>email_revidor_ep</w:t>
             </w:r>
-            <w:proofErr w:type="spellEnd"/>
             <w:r>
               <w:rPr>
                 <w:rFonts w:cstheme="minorHAnsi"/>
@@ -1600,7 +1554,6 @@
               </w:rPr>
               <w:t>{</w:t>
             </w:r>
-            <w:proofErr w:type="spellStart"/>
             <w:r>
               <w:rPr>
                 <w:rFonts w:cstheme="minorHAnsi"/>
@@ -1610,7 +1563,6 @@
               </w:rPr>
               <w:t>nombre_dirigente</w:t>
             </w:r>
-            <w:proofErr w:type="spellEnd"/>
             <w:r>
               <w:rPr>
                 <w:rFonts w:cstheme="minorHAnsi"/>
@@ -1668,7 +1620,6 @@
               </w:rPr>
               <w:t>{</w:t>
             </w:r>
-            <w:proofErr w:type="spellStart"/>
             <w:r>
               <w:rPr>
                 <w:rFonts w:cstheme="minorHAnsi"/>
@@ -1678,7 +1629,6 @@
               </w:rPr>
               <w:t>rut_dirigente</w:t>
             </w:r>
-            <w:proofErr w:type="spellEnd"/>
             <w:r>
               <w:rPr>
                 <w:rFonts w:cstheme="minorHAnsi"/>
@@ -1736,7 +1686,6 @@
               </w:rPr>
               <w:t>{</w:t>
             </w:r>
-            <w:proofErr w:type="spellStart"/>
             <w:r>
               <w:rPr>
                 <w:rFonts w:cstheme="minorHAnsi"/>
@@ -1746,7 +1695,6 @@
               </w:rPr>
               <w:t>email_dirigente</w:t>
             </w:r>
-            <w:proofErr w:type="spellEnd"/>
             <w:r>
               <w:rPr>
                 <w:rFonts w:cstheme="minorHAnsi"/>
@@ -1760,40 +1708,6 @@
         </w:tc>
       </w:tr>
     </w:tbl>
-    <w:p>
-      <w:pPr>
-        <w:shd w:val="clear" w:color="auto" w:fill="FFFFFF"/>
-        <w:spacing w:after="135" w:line="240" w:lineRule="auto"/>
-        <w:rPr>
-          <w:rFonts w:ascii="Arial" w:eastAsia="Times New Roman" w:hAnsi="Arial" w:cs="Arial"/>
-          <w:color w:val="050505"/>
-          <w:sz w:val="18"/>
-          <w:szCs w:val="18"/>
-          <w:lang w:eastAsia="es-CL"/>
-        </w:rPr>
-      </w:pPr>
-    </w:p>
-    <w:p>
-      <w:pPr>
-        <w:rPr>
-          <w:rFonts w:ascii="Arial" w:eastAsia="Times New Roman" w:hAnsi="Arial" w:cs="Arial"/>
-          <w:color w:val="050505"/>
-          <w:sz w:val="18"/>
-          <w:szCs w:val="18"/>
-          <w:lang w:eastAsia="es-CL"/>
-        </w:rPr>
-      </w:pPr>
-      <w:r>
-        <w:rPr>
-          <w:rFonts w:ascii="Arial" w:eastAsia="Times New Roman" w:hAnsi="Arial" w:cs="Arial"/>
-          <w:color w:val="050505"/>
-          <w:sz w:val="18"/>
-          <w:szCs w:val="18"/>
-          <w:lang w:eastAsia="es-CL"/>
-        </w:rPr>
-        <w:br w:type="page"/>
-      </w:r>
-    </w:p>
     <w:p>
       <w:pPr>
         <w:shd w:val="clear" w:color="auto" w:fill="FFFFFF"/>
@@ -1840,6 +1754,16 @@
             </w:pPr>
             <w:r>
               <w:rPr>
+                <w:rFonts w:ascii="Arial" w:eastAsia="Times New Roman" w:hAnsi="Arial" w:cs="Arial"/>
+                <w:color w:val="050505"/>
+                <w:sz w:val="18"/>
+                <w:szCs w:val="18"/>
+                <w:lang w:eastAsia="es-CL"/>
+              </w:rPr>
+              <w:br w:type="page"/>
+            </w:r>
+            <w:r>
+              <w:rPr>
                 <w:rFonts w:cstheme="minorHAnsi"/>
                 <w:b/>
                 <w:sz w:val="20"/>
@@ -2088,7 +2012,6 @@
               </w:rPr>
               <w:t>{</w:t>
             </w:r>
-            <w:proofErr w:type="spellStart"/>
             <w:r>
               <w:rPr>
                 <w:rFonts w:cstheme="minorHAnsi"/>
@@ -2111,16 +2034,7 @@
                 <w:sz w:val="20"/>
                 <w:szCs w:val="20"/>
               </w:rPr>
-              <w:t>n</w:t>
-            </w:r>
-            <w:proofErr w:type="spellEnd"/>
-            <w:r>
-              <w:rPr>
-                <w:rFonts w:cstheme="minorHAnsi"/>
-                <w:sz w:val="20"/>
-                <w:szCs w:val="20"/>
-              </w:rPr>
-              <w:t>}</w:t>
+              <w:t>n}</w:t>
             </w:r>
             <w:r>
               <w:rPr>
@@ -2144,18 +2058,8 @@
                 <w:sz w:val="20"/>
                 <w:szCs w:val="20"/>
               </w:rPr>
-              <w:t>/</w:t>
-            </w:r>
-            <w:proofErr w:type="spellStart"/>
-            <w:r>
-              <w:rPr>
-                <w:rFonts w:cstheme="minorHAnsi"/>
-                <w:sz w:val="20"/>
-                <w:szCs w:val="20"/>
-              </w:rPr>
-              <w:t>tabla_priorizada</w:t>
-            </w:r>
-            <w:proofErr w:type="spellEnd"/>
+              <w:t>/tabla_priorizada</w:t>
+            </w:r>
             <w:r>
               <w:rPr>
                 <w:rFonts w:cstheme="minorHAnsi"/>
@@ -3141,6 +3045,7 @@
                 <w:szCs w:val="20"/>
                 <w:lang w:eastAsia="es-CL"/>
               </w:rPr>
+              <w:lastRenderedPageBreak/>
               <w:t>Eficiencia energética</w:t>
             </w:r>
             <w:r>
@@ -3347,27 +3252,7 @@
                 <w:sz w:val="20"/>
                 <w:szCs w:val="20"/>
               </w:rPr>
-              <w:t xml:space="preserve">. </w:t>
-            </w:r>
-            <w:proofErr w:type="gramStart"/>
-            <w:r>
-              <w:rPr>
-                <w:rFonts w:cstheme="minorHAnsi"/>
-                <w:b/>
-                <w:sz w:val="20"/>
-                <w:szCs w:val="20"/>
-              </w:rPr>
-              <w:t>LINK</w:t>
-            </w:r>
-            <w:proofErr w:type="gramEnd"/>
-            <w:r>
-              <w:rPr>
-                <w:rFonts w:cstheme="minorHAnsi"/>
-                <w:b/>
-                <w:sz w:val="20"/>
-                <w:szCs w:val="20"/>
-              </w:rPr>
-              <w:t xml:space="preserve"> FOTOGRAFÍAS</w:t>
+              <w:t>. LINK FOTOGRAFÍAS</w:t>
             </w:r>
           </w:p>
         </w:tc>
@@ -3401,7 +3286,6 @@
               </w:rPr>
               <w:t>{</w:t>
             </w:r>
-            <w:proofErr w:type="spellStart"/>
             <w:r>
               <w:rPr>
                 <w:rFonts w:ascii="Calibri" w:eastAsia="Times New Roman" w:hAnsi="Calibri" w:cs="Calibri"/>
@@ -3412,7 +3296,6 @@
               </w:rPr>
               <w:t>enlace_fotos</w:t>
             </w:r>
-            <w:proofErr w:type="spellEnd"/>
             <w:r>
               <w:rPr>
                 <w:rFonts w:ascii="Calibri" w:eastAsia="Times New Roman" w:hAnsi="Calibri" w:cs="Calibri"/>

--- a/PDF_CAPITULO3_IMAGEN/template.docx
+++ b/PDF_CAPITULO3_IMAGEN/template.docx
@@ -100,6 +100,7 @@
               </w:rPr>
               <w:t>{</w:t>
             </w:r>
+            <w:proofErr w:type="spellStart"/>
             <w:r>
               <w:rPr>
                 <w:rFonts w:cstheme="minorHAnsi"/>
@@ -108,6 +109,7 @@
               </w:rPr>
               <w:t>copropiedad_formalizada</w:t>
             </w:r>
+            <w:proofErr w:type="spellEnd"/>
             <w:r>
               <w:rPr>
                 <w:rFonts w:cstheme="minorHAnsi"/>
@@ -169,6 +171,7 @@
               </w:rPr>
               <w:t>{</w:t>
             </w:r>
+            <w:proofErr w:type="spellStart"/>
             <w:r>
               <w:rPr>
                 <w:rFonts w:cstheme="minorHAnsi"/>
@@ -177,6 +180,7 @@
               </w:rPr>
               <w:t>rut_copropiedad</w:t>
             </w:r>
+            <w:proofErr w:type="spellEnd"/>
             <w:r>
               <w:rPr>
                 <w:rFonts w:cstheme="minorHAnsi"/>
@@ -241,6 +245,7 @@
               </w:rPr>
               <w:t>{</w:t>
             </w:r>
+            <w:proofErr w:type="spellStart"/>
             <w:r>
               <w:rPr>
                 <w:rFonts w:cstheme="minorHAnsi"/>
@@ -249,6 +254,7 @@
               </w:rPr>
               <w:t>nombre_conjunto</w:t>
             </w:r>
+            <w:proofErr w:type="spellEnd"/>
             <w:r>
               <w:rPr>
                 <w:rFonts w:cstheme="minorHAnsi"/>
@@ -303,6 +309,7 @@
               </w:rPr>
               <w:t>{</w:t>
             </w:r>
+            <w:proofErr w:type="spellStart"/>
             <w:r>
               <w:rPr>
                 <w:rFonts w:cstheme="minorHAnsi"/>
@@ -311,6 +318,7 @@
               </w:rPr>
               <w:t>codigo_conjunto</w:t>
             </w:r>
+            <w:proofErr w:type="spellEnd"/>
             <w:r>
               <w:rPr>
                 <w:rFonts w:cstheme="minorHAnsi"/>
@@ -372,6 +380,7 @@
               </w:rPr>
               <w:t>{</w:t>
             </w:r>
+            <w:proofErr w:type="spellStart"/>
             <w:r>
               <w:rPr>
                 <w:rFonts w:cstheme="minorHAnsi"/>
@@ -380,6 +389,7 @@
               </w:rPr>
               <w:t>nombre_copropiedad</w:t>
             </w:r>
+            <w:proofErr w:type="spellEnd"/>
             <w:r>
               <w:rPr>
                 <w:rFonts w:cstheme="minorHAnsi"/>
@@ -443,6 +453,7 @@
               </w:rPr>
               <w:t>{</w:t>
             </w:r>
+            <w:proofErr w:type="spellStart"/>
             <w:r>
               <w:rPr>
                 <w:rFonts w:cstheme="minorHAnsi"/>
@@ -452,6 +463,7 @@
               </w:rPr>
               <w:t>copropiedad_beneficio</w:t>
             </w:r>
+            <w:proofErr w:type="spellEnd"/>
             <w:r>
               <w:rPr>
                 <w:rFonts w:cstheme="minorHAnsi"/>
@@ -484,15 +496,16 @@
                 <w:rFonts w:cstheme="minorHAnsi"/>
                 <w:sz w:val="20"/>
                 <w:szCs w:val="20"/>
-              </w:rPr>
-            </w:pPr>
-            <w:r>
-              <w:rPr>
-                <w:rFonts w:cstheme="minorHAnsi"/>
-                <w:sz w:val="20"/>
-                <w:szCs w:val="20"/>
-              </w:rPr>
-              <w:t>Tipo de obras realizadas anteriormente</w:t>
+                <w:highlight w:val="yellow"/>
+              </w:rPr>
+            </w:pPr>
+            <w:r>
+              <w:rPr>
+                <w:rFonts w:cstheme="minorHAnsi"/>
+                <w:sz w:val="20"/>
+                <w:szCs w:val="20"/>
+              </w:rPr>
+              <w:t>Año beneficio anterior</w:t>
             </w:r>
           </w:p>
         </w:tc>
@@ -525,15 +538,17 @@
               </w:rPr>
               <w:t>{</w:t>
             </w:r>
-            <w:r>
-              <w:rPr>
-                <w:rFonts w:cstheme="minorHAnsi"/>
-                <w:color w:val="000000"/>
-                <w:sz w:val="20"/>
-                <w:szCs w:val="20"/>
-              </w:rPr>
-              <w:t>obras_realizadas</w:t>
-            </w:r>
+            <w:proofErr w:type="spellStart"/>
+            <w:r>
+              <w:rPr>
+                <w:rFonts w:cstheme="minorHAnsi"/>
+                <w:color w:val="000000"/>
+                <w:sz w:val="20"/>
+                <w:szCs w:val="20"/>
+              </w:rPr>
+              <w:t>anio_beneficio</w:t>
+            </w:r>
+            <w:proofErr w:type="spellEnd"/>
             <w:r>
               <w:rPr>
                 <w:rFonts w:cstheme="minorHAnsi"/>
@@ -553,20 +568,35 @@
           </w:tcPr>
           <w:p>
             <w:pPr>
-              <w:ind w:left="-254" w:firstLine="254"/>
-              <w:rPr>
-                <w:rFonts w:cstheme="minorHAnsi"/>
-                <w:sz w:val="20"/>
-                <w:szCs w:val="20"/>
-              </w:rPr>
-            </w:pPr>
-            <w:r>
-              <w:rPr>
-                <w:rFonts w:cstheme="minorHAnsi"/>
-                <w:sz w:val="20"/>
-                <w:szCs w:val="20"/>
-              </w:rPr>
-              <w:t>Dirección de la Copropiedad</w:t>
+              <w:rPr>
+                <w:rFonts w:cstheme="minorHAnsi"/>
+                <w:sz w:val="20"/>
+                <w:szCs w:val="20"/>
+              </w:rPr>
+            </w:pPr>
+            <w:r>
+              <w:rPr>
+                <w:rFonts w:cstheme="minorHAnsi"/>
+                <w:sz w:val="20"/>
+                <w:szCs w:val="20"/>
+              </w:rPr>
+              <w:t>Tipo de obras realizadas anteriormente</w:t>
+            </w:r>
+            <w:r>
+              <w:rPr>
+                <w:rFonts w:cstheme="minorHAnsi"/>
+                <w:sz w:val="20"/>
+                <w:szCs w:val="20"/>
+              </w:rPr>
+              <w:t xml:space="preserve"> </w:t>
+            </w:r>
+            <w:r>
+              <w:rPr>
+                <w:rFonts w:cstheme="minorHAnsi"/>
+                <w:sz w:val="20"/>
+                <w:szCs w:val="20"/>
+              </w:rPr>
+              <w:t>(declaradas por la EP)</w:t>
             </w:r>
           </w:p>
         </w:tc>
@@ -599,51 +629,17 @@
               </w:rPr>
               <w:t>{</w:t>
             </w:r>
-            <w:r>
-              <w:rPr>
-                <w:rFonts w:cstheme="minorHAnsi"/>
-                <w:color w:val="000000"/>
-                <w:sz w:val="20"/>
-                <w:szCs w:val="20"/>
-              </w:rPr>
-              <w:t>nombre_direccion</w:t>
-            </w:r>
-            <w:r>
-              <w:rPr>
-                <w:rFonts w:cstheme="minorHAnsi"/>
-                <w:color w:val="000000"/>
-                <w:sz w:val="20"/>
-                <w:szCs w:val="20"/>
-              </w:rPr>
-              <w:t>}</w:t>
-            </w:r>
-            <w:r>
-              <w:rPr>
-                <w:rFonts w:cstheme="minorHAnsi"/>
-                <w:color w:val="000000"/>
-                <w:sz w:val="20"/>
-                <w:szCs w:val="20"/>
-              </w:rPr>
-              <w:t xml:space="preserve"> </w:t>
-            </w:r>
-            <w:r>
-              <w:rPr>
-                <w:rFonts w:cstheme="minorHAnsi"/>
-                <w:color w:val="000000"/>
-                <w:sz w:val="20"/>
-                <w:szCs w:val="20"/>
-              </w:rPr>
-              <w:t>{</w:t>
-            </w:r>
-            <w:r>
-              <w:rPr>
-                <w:rFonts w:cstheme="minorHAnsi"/>
-                <w:color w:val="000000"/>
-                <w:sz w:val="20"/>
-                <w:szCs w:val="20"/>
-              </w:rPr>
-              <w:t>numero_direccion</w:t>
-            </w:r>
+            <w:proofErr w:type="spellStart"/>
+            <w:r>
+              <w:rPr>
+                <w:rFonts w:cstheme="minorHAnsi"/>
+                <w:color w:val="000000"/>
+                <w:sz w:val="20"/>
+                <w:szCs w:val="20"/>
+              </w:rPr>
+              <w:t>obras_realizadas</w:t>
+            </w:r>
+            <w:proofErr w:type="spellEnd"/>
             <w:r>
               <w:rPr>
                 <w:rFonts w:cstheme="minorHAnsi"/>
@@ -667,15 +663,16 @@
                 <w:rFonts w:cstheme="minorHAnsi"/>
                 <w:sz w:val="20"/>
                 <w:szCs w:val="20"/>
-              </w:rPr>
-            </w:pPr>
-            <w:r>
-              <w:rPr>
-                <w:rFonts w:cstheme="minorHAnsi"/>
-                <w:sz w:val="20"/>
-                <w:szCs w:val="20"/>
-              </w:rPr>
-              <w:t>Comuna</w:t>
+                <w:highlight w:val="yellow"/>
+              </w:rPr>
+            </w:pPr>
+            <w:r>
+              <w:rPr>
+                <w:rFonts w:cstheme="minorHAnsi"/>
+                <w:sz w:val="20"/>
+                <w:szCs w:val="20"/>
+              </w:rPr>
+              <w:t>Breve descripción de partidas ejecutadas (declaradas por la EP)</w:t>
             </w:r>
           </w:p>
         </w:tc>
@@ -694,29 +691,35 @@
             <w:pPr>
               <w:rPr>
                 <w:rFonts w:cstheme="minorHAnsi"/>
-                <w:sz w:val="20"/>
-                <w:szCs w:val="20"/>
-              </w:rPr>
-            </w:pPr>
-            <w:r>
-              <w:rPr>
-                <w:rFonts w:cstheme="minorHAnsi"/>
+                <w:color w:val="000000"/>
+                <w:sz w:val="20"/>
+                <w:szCs w:val="20"/>
+              </w:rPr>
+            </w:pPr>
+            <w:r>
+              <w:rPr>
+                <w:rFonts w:cstheme="minorHAnsi"/>
+                <w:color w:val="000000"/>
                 <w:sz w:val="20"/>
                 <w:szCs w:val="20"/>
               </w:rPr>
               <w:t>{</w:t>
             </w:r>
-            <w:r>
-              <w:rPr>
-                <w:rFonts w:cstheme="minorHAnsi"/>
-                <w:sz w:val="20"/>
-                <w:szCs w:val="20"/>
-              </w:rPr>
-              <w:t>comuna</w:t>
-            </w:r>
-            <w:r>
-              <w:rPr>
-                <w:rFonts w:cstheme="minorHAnsi"/>
+            <w:proofErr w:type="spellStart"/>
+            <w:r>
+              <w:rPr>
+                <w:rFonts w:cstheme="minorHAnsi"/>
+                <w:color w:val="000000"/>
+                <w:sz w:val="20"/>
+                <w:szCs w:val="20"/>
+              </w:rPr>
+              <w:t>nota_libre</w:t>
+            </w:r>
+            <w:proofErr w:type="spellEnd"/>
+            <w:r>
+              <w:rPr>
+                <w:rFonts w:cstheme="minorHAnsi"/>
+                <w:color w:val="000000"/>
                 <w:sz w:val="20"/>
                 <w:szCs w:val="20"/>
               </w:rPr>
@@ -726,28 +729,26 @@
         </w:tc>
       </w:tr>
       <w:tr>
-        <w:trPr>
-          <w:trHeight w:val="3462"/>
-        </w:trPr>
         <w:tc>
           <w:tcPr>
             <w:tcW w:w="4536" w:type="dxa"/>
           </w:tcPr>
           <w:p>
             <w:pPr>
-              <w:rPr>
-                <w:rFonts w:cstheme="minorHAnsi"/>
-                <w:sz w:val="20"/>
-                <w:szCs w:val="20"/>
-              </w:rPr>
-            </w:pPr>
-            <w:r>
-              <w:rPr>
-                <w:rFonts w:cstheme="minorHAnsi"/>
-                <w:sz w:val="20"/>
-                <w:szCs w:val="20"/>
-              </w:rPr>
-              <w:t>Polígono Condominio</w:t>
+              <w:ind w:left="-254" w:firstLine="254"/>
+              <w:rPr>
+                <w:rFonts w:cstheme="minorHAnsi"/>
+                <w:sz w:val="20"/>
+                <w:szCs w:val="20"/>
+              </w:rPr>
+            </w:pPr>
+            <w:r>
+              <w:rPr>
+                <w:rFonts w:cstheme="minorHAnsi"/>
+                <w:sz w:val="20"/>
+                <w:szCs w:val="20"/>
+              </w:rPr>
+              <w:t>Dirección de la Copropiedad</w:t>
             </w:r>
           </w:p>
         </w:tc>
@@ -763,18 +764,63 @@
             <w:vAlign w:val="center"/>
           </w:tcPr>
           <w:p>
-            <w:r>
-              <w:t>{imagen}</w:t>
-            </w:r>
-          </w:p>
-          <w:p>
-            <w:pPr>
-              <w:rPr>
-                <w:rFonts w:cstheme="minorHAnsi"/>
-                <w:sz w:val="20"/>
-                <w:szCs w:val="20"/>
-              </w:rPr>
-            </w:pPr>
+            <w:pPr>
+              <w:rPr>
+                <w:rFonts w:cstheme="minorHAnsi"/>
+                <w:color w:val="000000"/>
+                <w:sz w:val="20"/>
+                <w:szCs w:val="20"/>
+              </w:rPr>
+            </w:pPr>
+            <w:r>
+              <w:rPr>
+                <w:rFonts w:cstheme="minorHAnsi"/>
+                <w:color w:val="000000"/>
+                <w:sz w:val="20"/>
+                <w:szCs w:val="20"/>
+              </w:rPr>
+              <w:t>{</w:t>
+            </w:r>
+            <w:proofErr w:type="spellStart"/>
+            <w:r>
+              <w:rPr>
+                <w:rFonts w:cstheme="minorHAnsi"/>
+                <w:color w:val="000000"/>
+                <w:sz w:val="20"/>
+                <w:szCs w:val="20"/>
+              </w:rPr>
+              <w:t>nombre_direccion</w:t>
+            </w:r>
+            <w:proofErr w:type="spellEnd"/>
+            <w:r>
+              <w:rPr>
+                <w:rFonts w:cstheme="minorHAnsi"/>
+                <w:color w:val="000000"/>
+                <w:sz w:val="20"/>
+                <w:szCs w:val="20"/>
+              </w:rPr>
+              <w:t>} {</w:t>
+            </w:r>
+            <w:proofErr w:type="spellStart"/>
+            <w:r>
+              <w:rPr>
+                <w:rFonts w:cstheme="minorHAnsi"/>
+                <w:color w:val="000000"/>
+                <w:sz w:val="20"/>
+                <w:szCs w:val="20"/>
+              </w:rPr>
+              <w:t>numero_direccion</w:t>
+            </w:r>
+            <w:proofErr w:type="spellEnd"/>
+            <w:r>
+              <w:rPr>
+                <w:rFonts w:cstheme="minorHAnsi"/>
+                <w:color w:val="000000"/>
+                <w:sz w:val="20"/>
+                <w:szCs w:val="20"/>
+              </w:rPr>
+              <w:t>}</w:t>
+            </w:r>
           </w:p>
         </w:tc>
       </w:tr>
@@ -792,15 +838,12 @@
               </w:rPr>
             </w:pPr>
             <w:r>
-              <w:br w:type="page"/>
-            </w:r>
-            <w:r>
-              <w:rPr>
-                <w:rFonts w:cstheme="minorHAnsi"/>
-                <w:sz w:val="20"/>
-                <w:szCs w:val="20"/>
-              </w:rPr>
-              <w:t>N° de departamentos que integran el Condominio</w:t>
+              <w:rPr>
+                <w:rFonts w:cstheme="minorHAnsi"/>
+                <w:sz w:val="20"/>
+                <w:szCs w:val="20"/>
+              </w:rPr>
+              <w:t>Comuna</w:t>
             </w:r>
           </w:p>
         </w:tc>
@@ -829,8 +872,128 @@
                 <w:sz w:val="20"/>
                 <w:szCs w:val="20"/>
               </w:rPr>
+              <w:t>{comuna}</w:t>
+            </w:r>
+          </w:p>
+        </w:tc>
+      </w:tr>
+      <w:tr>
+        <w:trPr>
+          <w:trHeight w:val="3462"/>
+        </w:trPr>
+        <w:tc>
+          <w:tcPr>
+            <w:tcW w:w="4536" w:type="dxa"/>
+          </w:tcPr>
+          <w:p>
+            <w:pPr>
+              <w:rPr>
+                <w:rFonts w:cstheme="minorHAnsi"/>
+                <w:sz w:val="20"/>
+                <w:szCs w:val="20"/>
+              </w:rPr>
+            </w:pPr>
+            <w:r>
+              <w:rPr>
+                <w:rFonts w:cstheme="minorHAnsi"/>
+                <w:sz w:val="20"/>
+                <w:szCs w:val="20"/>
+              </w:rPr>
+              <w:t>Polígono Condominio</w:t>
+            </w:r>
+          </w:p>
+        </w:tc>
+        <w:tc>
+          <w:tcPr>
+            <w:tcW w:w="5245" w:type="dxa"/>
+            <w:tcBorders>
+              <w:top w:val="single" w:sz="4" w:space="0" w:color="auto"/>
+              <w:left w:val="single" w:sz="4" w:space="0" w:color="auto"/>
+              <w:bottom w:val="single" w:sz="4" w:space="0" w:color="auto"/>
+              <w:right w:val="single" w:sz="4" w:space="0" w:color="000000"/>
+            </w:tcBorders>
+            <w:vAlign w:val="center"/>
+          </w:tcPr>
+          <w:p>
+            <w:r>
+              <w:t>{imagen}</w:t>
+            </w:r>
+          </w:p>
+          <w:p>
+            <w:pPr>
+              <w:rPr>
+                <w:rFonts w:cstheme="minorHAnsi"/>
+                <w:sz w:val="20"/>
+                <w:szCs w:val="20"/>
+              </w:rPr>
+            </w:pPr>
+          </w:p>
+        </w:tc>
+      </w:tr>
+      <w:tr>
+        <w:tc>
+          <w:tcPr>
+            <w:tcW w:w="4536" w:type="dxa"/>
+          </w:tcPr>
+          <w:p>
+            <w:pPr>
+              <w:rPr>
+                <w:rFonts w:cstheme="minorHAnsi"/>
+                <w:sz w:val="20"/>
+                <w:szCs w:val="20"/>
+              </w:rPr>
+            </w:pPr>
+            <w:r>
+              <w:br w:type="page"/>
+            </w:r>
+            <w:proofErr w:type="spellStart"/>
+            <w:r>
+              <w:rPr>
+                <w:rFonts w:cstheme="minorHAnsi"/>
+                <w:sz w:val="20"/>
+                <w:szCs w:val="20"/>
+              </w:rPr>
+              <w:t>N°</w:t>
+            </w:r>
+            <w:proofErr w:type="spellEnd"/>
+            <w:r>
+              <w:rPr>
+                <w:rFonts w:cstheme="minorHAnsi"/>
+                <w:sz w:val="20"/>
+                <w:szCs w:val="20"/>
+              </w:rPr>
+              <w:t xml:space="preserve"> de departamentos que integran el Condominio</w:t>
+            </w:r>
+          </w:p>
+        </w:tc>
+        <w:tc>
+          <w:tcPr>
+            <w:tcW w:w="5245" w:type="dxa"/>
+            <w:tcBorders>
+              <w:top w:val="single" w:sz="4" w:space="0" w:color="auto"/>
+              <w:left w:val="single" w:sz="4" w:space="0" w:color="auto"/>
+              <w:bottom w:val="single" w:sz="4" w:space="0" w:color="auto"/>
+              <w:right w:val="single" w:sz="4" w:space="0" w:color="000000"/>
+            </w:tcBorders>
+            <w:vAlign w:val="center"/>
+          </w:tcPr>
+          <w:p>
+            <w:pPr>
+              <w:rPr>
+                <w:rFonts w:cstheme="minorHAnsi"/>
+                <w:sz w:val="20"/>
+                <w:szCs w:val="20"/>
+              </w:rPr>
+            </w:pPr>
+            <w:r>
+              <w:rPr>
+                <w:rFonts w:cstheme="minorHAnsi"/>
+                <w:sz w:val="20"/>
+                <w:szCs w:val="20"/>
+              </w:rPr>
               <w:t>{</w:t>
             </w:r>
+            <w:proofErr w:type="spellStart"/>
             <w:r>
               <w:rPr>
                 <w:rFonts w:cstheme="minorHAnsi"/>
@@ -839,6 +1002,7 @@
               </w:rPr>
               <w:t>n_departamentos</w:t>
             </w:r>
+            <w:proofErr w:type="spellEnd"/>
             <w:r>
               <w:rPr>
                 <w:rFonts w:cstheme="minorHAnsi"/>
@@ -900,6 +1064,7 @@
               </w:rPr>
               <w:t>{</w:t>
             </w:r>
+            <w:proofErr w:type="spellStart"/>
             <w:r>
               <w:rPr>
                 <w:rFonts w:cstheme="minorHAnsi"/>
@@ -908,6 +1073,7 @@
               </w:rPr>
               <w:t>superficie_promedio</w:t>
             </w:r>
+            <w:proofErr w:type="spellEnd"/>
             <w:r>
               <w:rPr>
                 <w:rFonts w:cstheme="minorHAnsi"/>
@@ -969,6 +1135,7 @@
               </w:rPr>
               <w:t>{</w:t>
             </w:r>
+            <w:proofErr w:type="spellStart"/>
             <w:r>
               <w:rPr>
                 <w:rFonts w:cstheme="minorHAnsi"/>
@@ -977,6 +1144,7 @@
               </w:rPr>
               <w:t>anio_recepcion</w:t>
             </w:r>
+            <w:proofErr w:type="spellEnd"/>
             <w:r>
               <w:rPr>
                 <w:rFonts w:cstheme="minorHAnsi"/>
@@ -1097,6 +1265,7 @@
               </w:rPr>
               <w:t>{</w:t>
             </w:r>
+            <w:proofErr w:type="spellStart"/>
             <w:r>
               <w:rPr>
                 <w:rFonts w:cstheme="minorHAnsi"/>
@@ -1105,6 +1274,7 @@
               </w:rPr>
               <w:t>nombre_revisor_ep</w:t>
             </w:r>
+            <w:proofErr w:type="spellEnd"/>
             <w:r>
               <w:rPr>
                 <w:rFonts w:cstheme="minorHAnsi"/>
@@ -1136,6 +1306,7 @@
                 <w:sz w:val="20"/>
                 <w:szCs w:val="20"/>
               </w:rPr>
+              <w:lastRenderedPageBreak/>
               <w:t>Representante legal</w:t>
             </w:r>
           </w:p>
@@ -1160,6 +1331,7 @@
               </w:rPr>
               <w:t>{</w:t>
             </w:r>
+            <w:proofErr w:type="spellStart"/>
             <w:r>
               <w:rPr>
                 <w:rFonts w:cstheme="minorHAnsi"/>
@@ -1168,6 +1340,7 @@
               </w:rPr>
               <w:t>representante_legal</w:t>
             </w:r>
+            <w:proofErr w:type="spellEnd"/>
             <w:r>
               <w:rPr>
                 <w:rFonts w:cstheme="minorHAnsi"/>
@@ -1223,6 +1396,7 @@
               </w:rPr>
               <w:t>{</w:t>
             </w:r>
+            <w:proofErr w:type="spellStart"/>
             <w:r>
               <w:rPr>
                 <w:rFonts w:cstheme="minorHAnsi"/>
@@ -1231,6 +1405,7 @@
               </w:rPr>
               <w:t>rut_entidad</w:t>
             </w:r>
+            <w:proofErr w:type="spellEnd"/>
             <w:r>
               <w:rPr>
                 <w:rFonts w:cstheme="minorHAnsi"/>
@@ -1288,6 +1463,7 @@
               </w:rPr>
               <w:t>{</w:t>
             </w:r>
+            <w:proofErr w:type="spellStart"/>
             <w:r>
               <w:rPr>
                 <w:rFonts w:cstheme="minorHAnsi"/>
@@ -1297,6 +1473,7 @@
               </w:rPr>
               <w:t>nombre_revisor_ep</w:t>
             </w:r>
+            <w:proofErr w:type="spellEnd"/>
             <w:r>
               <w:rPr>
                 <w:rFonts w:cstheme="minorHAnsi"/>
@@ -1354,6 +1531,7 @@
               </w:rPr>
               <w:t>{</w:t>
             </w:r>
+            <w:proofErr w:type="spellStart"/>
             <w:r>
               <w:rPr>
                 <w:rFonts w:cstheme="minorHAnsi"/>
@@ -1363,6 +1541,7 @@
               </w:rPr>
               <w:t>rut_revisor_ep</w:t>
             </w:r>
+            <w:proofErr w:type="spellEnd"/>
             <w:r>
               <w:rPr>
                 <w:rFonts w:cstheme="minorHAnsi"/>
@@ -1394,7 +1573,6 @@
                 <w:sz w:val="20"/>
                 <w:szCs w:val="20"/>
               </w:rPr>
-              <w:lastRenderedPageBreak/>
               <w:t xml:space="preserve">Correo electrónico profesional responsable EP </w:t>
             </w:r>
           </w:p>
@@ -1421,6 +1599,7 @@
               </w:rPr>
               <w:t>{</w:t>
             </w:r>
+            <w:proofErr w:type="spellStart"/>
             <w:r>
               <w:rPr>
                 <w:rFonts w:cstheme="minorHAnsi"/>
@@ -1430,6 +1609,7 @@
               </w:rPr>
               <w:t>email_revidor_ep</w:t>
             </w:r>
+            <w:proofErr w:type="spellEnd"/>
             <w:r>
               <w:rPr>
                 <w:rFonts w:cstheme="minorHAnsi"/>
@@ -1554,6 +1734,7 @@
               </w:rPr>
               <w:t>{</w:t>
             </w:r>
+            <w:proofErr w:type="spellStart"/>
             <w:r>
               <w:rPr>
                 <w:rFonts w:cstheme="minorHAnsi"/>
@@ -1563,6 +1744,7 @@
               </w:rPr>
               <w:t>nombre_dirigente</w:t>
             </w:r>
+            <w:proofErr w:type="spellEnd"/>
             <w:r>
               <w:rPr>
                 <w:rFonts w:cstheme="minorHAnsi"/>
@@ -1620,6 +1802,7 @@
               </w:rPr>
               <w:t>{</w:t>
             </w:r>
+            <w:proofErr w:type="spellStart"/>
             <w:r>
               <w:rPr>
                 <w:rFonts w:cstheme="minorHAnsi"/>
@@ -1629,6 +1812,7 @@
               </w:rPr>
               <w:t>rut_dirigente</w:t>
             </w:r>
+            <w:proofErr w:type="spellEnd"/>
             <w:r>
               <w:rPr>
                 <w:rFonts w:cstheme="minorHAnsi"/>
@@ -1686,6 +1870,7 @@
               </w:rPr>
               <w:t>{</w:t>
             </w:r>
+            <w:proofErr w:type="spellStart"/>
             <w:r>
               <w:rPr>
                 <w:rFonts w:cstheme="minorHAnsi"/>
@@ -1695,6 +1880,7 @@
               </w:rPr>
               <w:t>email_dirigente</w:t>
             </w:r>
+            <w:proofErr w:type="spellEnd"/>
             <w:r>
               <w:rPr>
                 <w:rFonts w:cstheme="minorHAnsi"/>
@@ -2012,6 +2198,7 @@
               </w:rPr>
               <w:t>{</w:t>
             </w:r>
+            <w:proofErr w:type="spellStart"/>
             <w:r>
               <w:rPr>
                 <w:rFonts w:cstheme="minorHAnsi"/>
@@ -2034,7 +2221,16 @@
                 <w:sz w:val="20"/>
                 <w:szCs w:val="20"/>
               </w:rPr>
-              <w:t>n}</w:t>
+              <w:t>n</w:t>
+            </w:r>
+            <w:proofErr w:type="spellEnd"/>
+            <w:r>
+              <w:rPr>
+                <w:rFonts w:cstheme="minorHAnsi"/>
+                <w:sz w:val="20"/>
+                <w:szCs w:val="20"/>
+              </w:rPr>
+              <w:t>}</w:t>
             </w:r>
             <w:r>
               <w:rPr>
@@ -2058,8 +2254,18 @@
                 <w:sz w:val="20"/>
                 <w:szCs w:val="20"/>
               </w:rPr>
-              <w:t>/tabla_priorizada</w:t>
-            </w:r>
+              <w:t>/</w:t>
+            </w:r>
+            <w:proofErr w:type="spellStart"/>
+            <w:r>
+              <w:rPr>
+                <w:rFonts w:cstheme="minorHAnsi"/>
+                <w:sz w:val="20"/>
+                <w:szCs w:val="20"/>
+              </w:rPr>
+              <w:t>tabla_priorizada</w:t>
+            </w:r>
+            <w:proofErr w:type="spellEnd"/>
             <w:r>
               <w:rPr>
                 <w:rFonts w:cstheme="minorHAnsi"/>
@@ -2889,6 +3095,7 @@
                 <w:szCs w:val="20"/>
                 <w:lang w:eastAsia="es-CL"/>
               </w:rPr>
+              <w:lastRenderedPageBreak/>
               <w:t>Regularización</w:t>
             </w:r>
           </w:p>
@@ -3045,7 +3252,6 @@
                 <w:szCs w:val="20"/>
                 <w:lang w:eastAsia="es-CL"/>
               </w:rPr>
-              <w:lastRenderedPageBreak/>
               <w:t>Eficiencia energética</w:t>
             </w:r>
             <w:r>
@@ -3286,6 +3492,7 @@
               </w:rPr>
               <w:t>{</w:t>
             </w:r>
+            <w:proofErr w:type="spellStart"/>
             <w:r>
               <w:rPr>
                 <w:rFonts w:ascii="Calibri" w:eastAsia="Times New Roman" w:hAnsi="Calibri" w:cs="Calibri"/>
@@ -3296,6 +3503,7 @@
               </w:rPr>
               <w:t>enlace_fotos</w:t>
             </w:r>
+            <w:proofErr w:type="spellEnd"/>
             <w:r>
               <w:rPr>
                 <w:rFonts w:ascii="Calibri" w:eastAsia="Times New Roman" w:hAnsi="Calibri" w:cs="Calibri"/>
@@ -4296,7 +4504,6 @@
   <w:style w:type="character" w:default="1" w:styleId="Fuentedeprrafopredeter">
     <w:name w:val="Default Paragraph Font"/>
     <w:uiPriority w:val="1"/>
-    <w:semiHidden/>
     <w:unhideWhenUsed/>
   </w:style>
   <w:style w:type="table" w:default="1" w:styleId="Tablanormal">
